--- a/Отчет 4.1-4.3.docx
+++ b/Отчет 4.1-4.3.docx
@@ -512,16 +512,31 @@
           </w:r>
         </w:p>
         <w:p>
-          <w:fldSimple w:instr=" TOC \o &quot;1-3&quot; \h \z \u ">
-            <w:r>
-              <w:rPr>
-                <w:b/>
-                <w:bCs/>
-                <w:noProof/>
-              </w:rPr>
-              <w:t>Элементы оглавления не найдены.</w:t>
-            </w:r>
-          </w:fldSimple>
+          <w:r>
+            <w:fldChar w:fldCharType="begin"/>
+          </w:r>
+          <w:r>
+            <w:instrText xml:space="preserve"> TOC \o "1-3" \h \z \u </w:instrText>
+          </w:r>
+          <w:r>
+            <w:fldChar w:fldCharType="separate"/>
+          </w:r>
+          <w:r>
+            <w:rPr>
+              <w:b/>
+              <w:bCs/>
+              <w:noProof/>
+            </w:rPr>
+            <w:t>Элементы оглавления не найдены.</w:t>
+          </w:r>
+          <w:r>
+            <w:rPr>
+              <w:b/>
+              <w:bCs/>
+              <w:noProof/>
+            </w:rPr>
+            <w:fldChar w:fldCharType="end"/>
+          </w:r>
         </w:p>
       </w:sdtContent>
     </w:sdt>
@@ -595,14 +610,27 @@
       <w:r>
         <w:t>Таблица </w:t>
       </w:r>
-      <w:fldSimple w:instr=" SEQ Таблица \* ARABIC ">
-        <w:r>
-          <w:rPr>
-            <w:noProof/>
-          </w:rPr>
-          <w:t>1</w:t>
-        </w:r>
-      </w:fldSimple>
+      <w:r>
+        <w:fldChar w:fldCharType="begin"/>
+      </w:r>
+      <w:r>
+        <w:instrText xml:space="preserve"> SEQ Таблица \* ARABIC </w:instrText>
+      </w:r>
+      <w:r>
+        <w:fldChar w:fldCharType="separate"/>
+      </w:r>
+      <w:r>
+        <w:rPr>
+          <w:noProof/>
+        </w:rPr>
+        <w:t>1</w:t>
+      </w:r>
+      <w:r>
+        <w:rPr>
+          <w:noProof/>
+        </w:rPr>
+        <w:fldChar w:fldCharType="end"/>
+      </w:r>
       <w:r>
         <w:t xml:space="preserve"> – Условие задачи 4.1</w:t>
       </w:r>
@@ -1001,14 +1029,27 @@
       <w:r>
         <w:t>Рисунок </w:t>
       </w:r>
-      <w:fldSimple w:instr=" SEQ Рисунок \* ARABIC ">
-        <w:r>
-          <w:rPr>
-            <w:noProof/>
-          </w:rPr>
-          <w:t>1</w:t>
-        </w:r>
-      </w:fldSimple>
+      <w:r>
+        <w:fldChar w:fldCharType="begin"/>
+      </w:r>
+      <w:r>
+        <w:instrText xml:space="preserve"> SEQ Рисунок \* ARABIC </w:instrText>
+      </w:r>
+      <w:r>
+        <w:fldChar w:fldCharType="separate"/>
+      </w:r>
+      <w:r>
+        <w:rPr>
+          <w:noProof/>
+        </w:rPr>
+        <w:t>1</w:t>
+      </w:r>
+      <w:r>
+        <w:rPr>
+          <w:noProof/>
+        </w:rPr>
+        <w:fldChar w:fldCharType="end"/>
+      </w:r>
       <w:bookmarkEnd w:id="0"/>
       <w:r>
         <w:t xml:space="preserve"> </w:t>
@@ -1042,11 +1083,84 @@
           <w:lang w:eastAsia="ru-RU"/>
         </w:rPr>
         <w:lastRenderedPageBreak/>
+        <mc:AlternateContent>
+          <mc:Choice Requires="wps">
+            <w:drawing>
+              <wp:anchor distT="0" distB="0" distL="114300" distR="114300" simplePos="0" relativeHeight="251659264" behindDoc="0" locked="0" layoutInCell="1" allowOverlap="1">
+                <wp:simplePos x="0" y="0"/>
+                <wp:positionH relativeFrom="column">
+                  <wp:posOffset>4386</wp:posOffset>
+                </wp:positionH>
+                <wp:positionV relativeFrom="paragraph">
+                  <wp:posOffset>2924</wp:posOffset>
+                </wp:positionV>
+                <wp:extent cx="669851" cy="680484"/>
+                <wp:effectExtent l="0" t="0" r="0" b="5715"/>
+                <wp:wrapNone/>
+                <wp:docPr id="34" name="Прямоугольник 34"/>
+                <wp:cNvGraphicFramePr/>
+                <a:graphic xmlns:a="http://schemas.openxmlformats.org/drawingml/2006/main">
+                  <a:graphicData uri="http://schemas.microsoft.com/office/word/2010/wordprocessingShape">
+                    <wps:wsp>
+                      <wps:cNvSpPr/>
+                      <wps:spPr>
+                        <a:xfrm>
+                          <a:off x="0" y="0"/>
+                          <a:ext cx="669851" cy="680484"/>
+                        </a:xfrm>
+                        <a:prstGeom prst="rect">
+                          <a:avLst/>
+                        </a:prstGeom>
+                        <a:solidFill>
+                          <a:schemeClr val="bg1"/>
+                        </a:solidFill>
+                        <a:ln>
+                          <a:noFill/>
+                        </a:ln>
+                      </wps:spPr>
+                      <wps:style>
+                        <a:lnRef idx="2">
+                          <a:schemeClr val="accent6"/>
+                        </a:lnRef>
+                        <a:fillRef idx="1">
+                          <a:schemeClr val="lt1"/>
+                        </a:fillRef>
+                        <a:effectRef idx="0">
+                          <a:schemeClr val="accent6"/>
+                        </a:effectRef>
+                        <a:fontRef idx="minor">
+                          <a:schemeClr val="dk1"/>
+                        </a:fontRef>
+                      </wps:style>
+                      <wps:bodyPr rot="0" spcFirstLastPara="0" vertOverflow="overflow" horzOverflow="overflow" vert="horz" wrap="square" lIns="91440" tIns="45720" rIns="91440" bIns="45720" numCol="1" spcCol="0" rtlCol="0" fromWordArt="0" anchor="ctr" anchorCtr="0" forceAA="0" compatLnSpc="1">
+                        <a:prstTxWarp prst="textNoShape">
+                          <a:avLst/>
+                        </a:prstTxWarp>
+                        <a:noAutofit/>
+                      </wps:bodyPr>
+                    </wps:wsp>
+                  </a:graphicData>
+                </a:graphic>
+              </wp:anchor>
+            </w:drawing>
+          </mc:Choice>
+          <mc:Fallback>
+            <w:pict>
+              <v:rect w14:anchorId="222AB3AF" id="Прямоугольник 34" o:spid="_x0000_s1026" style="position:absolute;margin-left:.35pt;margin-top:.25pt;width:52.75pt;height:53.6pt;z-index:251659264;visibility:visible;mso-wrap-style:square;mso-wrap-distance-left:9pt;mso-wrap-distance-top:0;mso-wrap-distance-right:9pt;mso-wrap-distance-bottom:0;mso-position-horizontal:absolute;mso-position-horizontal-relative:text;mso-position-vertical:absolute;mso-position-vertical-relative:text;v-text-anchor:middle" o:gfxdata="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" fillcolor="white [3212]" stroked="f" strokeweight="1pt"/>
+            </w:pict>
+          </mc:Fallback>
+        </mc:AlternateContent>
+      </w:r>
+      <w:r>
+        <w:rPr>
+          <w:noProof/>
+          <w:lang w:eastAsia="ru-RU"/>
+        </w:rPr>
         <w:drawing>
-          <wp:inline distT="0" distB="0" distL="0" distR="0" wp14:anchorId="57ED8AB8" wp14:editId="4EEFA8FB">
-            <wp:extent cx="5940425" cy="2986405"/>
-            <wp:effectExtent l="0" t="0" r="3175" b="4445"/>
-            <wp:docPr id="2" name="Рисунок 2"/>
+          <wp:inline distT="0" distB="0" distL="0" distR="0">
+            <wp:extent cx="5940425" cy="2664460"/>
+            <wp:effectExtent l="0" t="0" r="3175" b="2540"/>
+            <wp:docPr id="33" name="Рисунок 33"/>
             <wp:cNvGraphicFramePr>
               <a:graphicFrameLocks xmlns:a="http://schemas.openxmlformats.org/drawingml/2006/main" noChangeAspect="1"/>
             </wp:cNvGraphicFramePr>
@@ -1054,7 +1168,7 @@
               <a:graphicData uri="http://schemas.openxmlformats.org/drawingml/2006/picture">
                 <pic:pic xmlns:pic="http://schemas.openxmlformats.org/drawingml/2006/picture">
                   <pic:nvPicPr>
-                    <pic:cNvPr id="2" name="4.1(functions)1.png"/>
+                    <pic:cNvPr id="33" name="Hbceyjr 1.png"/>
                     <pic:cNvPicPr/>
                   </pic:nvPicPr>
                   <pic:blipFill>
@@ -1072,7 +1186,7 @@
                   <pic:spPr>
                     <a:xfrm>
                       <a:off x="0" y="0"/>
-                      <a:ext cx="5940425" cy="2986405"/>
+                      <a:ext cx="5940425" cy="2664460"/>
                     </a:xfrm>
                     <a:prstGeom prst="rect">
                       <a:avLst/>
@@ -1093,14 +1207,27 @@
       <w:r>
         <w:t>Рисунок </w:t>
       </w:r>
-      <w:fldSimple w:instr=" SEQ Рисунок \* ARABIC ">
-        <w:r>
-          <w:rPr>
-            <w:noProof/>
-          </w:rPr>
-          <w:t>2</w:t>
-        </w:r>
-      </w:fldSimple>
+      <w:r>
+        <w:fldChar w:fldCharType="begin"/>
+      </w:r>
+      <w:r>
+        <w:instrText xml:space="preserve"> SEQ Рисунок \* ARABIC </w:instrText>
+      </w:r>
+      <w:r>
+        <w:fldChar w:fldCharType="separate"/>
+      </w:r>
+      <w:r>
+        <w:rPr>
+          <w:noProof/>
+        </w:rPr>
+        <w:t>2</w:t>
+      </w:r>
+      <w:r>
+        <w:rPr>
+          <w:noProof/>
+        </w:rPr>
+        <w:fldChar w:fldCharType="end"/>
+      </w:r>
       <w:bookmarkEnd w:id="1"/>
       <w:r>
         <w:t xml:space="preserve"> – Функции(1)</w:t>
@@ -1171,14 +1298,27 @@
       <w:r>
         <w:t>Рисунок </w:t>
       </w:r>
-      <w:fldSimple w:instr=" SEQ Рисунок \* ARABIC ">
-        <w:r>
-          <w:rPr>
-            <w:noProof/>
-          </w:rPr>
-          <w:t>3</w:t>
-        </w:r>
-      </w:fldSimple>
+      <w:r>
+        <w:fldChar w:fldCharType="begin"/>
+      </w:r>
+      <w:r>
+        <w:instrText xml:space="preserve"> SEQ Рисунок \* ARABIC </w:instrText>
+      </w:r>
+      <w:r>
+        <w:fldChar w:fldCharType="separate"/>
+      </w:r>
+      <w:r>
+        <w:rPr>
+          <w:noProof/>
+        </w:rPr>
+        <w:t>3</w:t>
+      </w:r>
+      <w:r>
+        <w:rPr>
+          <w:noProof/>
+        </w:rPr>
+        <w:fldChar w:fldCharType="end"/>
+      </w:r>
       <w:bookmarkEnd w:id="2"/>
       <w:r>
         <w:t xml:space="preserve"> – Функции(2)</w:t>
@@ -1250,14 +1390,30 @@
       <w:r>
         <w:t>Рисунок </w:t>
       </w:r>
-      <w:fldSimple w:instr=" SEQ Рисунок \* ARABIC ">
-        <w:r>
-          <w:rPr>
-            <w:noProof/>
-          </w:rPr>
-          <w:t>4</w:t>
-        </w:r>
-      </w:fldSimple>
+      <w:r>
+        <w:fldChar w:fldCharType="begin"/>
+      </w:r>
+      <w:r>
+        <w:instrText xml:space="preserve"> SEQ Рисунок \* ARA</w:instrText>
+      </w:r>
+      <w:r>
+        <w:instrText xml:space="preserve">BIC </w:instrText>
+      </w:r>
+      <w:r>
+        <w:fldChar w:fldCharType="separate"/>
+      </w:r>
+      <w:r>
+        <w:rPr>
+          <w:noProof/>
+        </w:rPr>
+        <w:t>4</w:t>
+      </w:r>
+      <w:r>
+        <w:rPr>
+          <w:noProof/>
+        </w:rPr>
+        <w:fldChar w:fldCharType="end"/>
+      </w:r>
       <w:bookmarkEnd w:id="3"/>
       <w:r>
         <w:t xml:space="preserve"> – Функции(3)</w:t>
@@ -6829,14 +6985,27 @@
       <w:r>
         <w:t>Рисунок </w:t>
       </w:r>
-      <w:fldSimple w:instr=" SEQ Рисунок \* ARABIC ">
-        <w:r>
-          <w:rPr>
-            <w:noProof/>
-          </w:rPr>
-          <w:t>5</w:t>
-        </w:r>
-      </w:fldSimple>
+      <w:r>
+        <w:fldChar w:fldCharType="begin"/>
+      </w:r>
+      <w:r>
+        <w:instrText xml:space="preserve"> SEQ Рисунок \* ARABIC </w:instrText>
+      </w:r>
+      <w:r>
+        <w:fldChar w:fldCharType="separate"/>
+      </w:r>
+      <w:r>
+        <w:rPr>
+          <w:noProof/>
+        </w:rPr>
+        <w:t>5</w:t>
+      </w:r>
+      <w:r>
+        <w:rPr>
+          <w:noProof/>
+        </w:rPr>
+        <w:fldChar w:fldCharType="end"/>
+      </w:r>
       <w:bookmarkEnd w:id="4"/>
       <w:r>
         <w:t xml:space="preserve"> – Вывод если все задано верно</w:t>
@@ -6901,14 +7070,27 @@
       <w:r>
         <w:t>Рисунок </w:t>
       </w:r>
-      <w:fldSimple w:instr=" SEQ Рисунок \* ARABIC ">
-        <w:r>
-          <w:rPr>
-            <w:noProof/>
-          </w:rPr>
-          <w:t>6</w:t>
-        </w:r>
-      </w:fldSimple>
+      <w:r>
+        <w:fldChar w:fldCharType="begin"/>
+      </w:r>
+      <w:r>
+        <w:instrText xml:space="preserve"> SEQ Рисунок \* ARABIC </w:instrText>
+      </w:r>
+      <w:r>
+        <w:fldChar w:fldCharType="separate"/>
+      </w:r>
+      <w:r>
+        <w:rPr>
+          <w:noProof/>
+        </w:rPr>
+        <w:t>6</w:t>
+      </w:r>
+      <w:r>
+        <w:rPr>
+          <w:noProof/>
+        </w:rPr>
+        <w:fldChar w:fldCharType="end"/>
+      </w:r>
       <w:bookmarkEnd w:id="5"/>
       <w:r>
         <w:t xml:space="preserve"> – Вывод если размер массива задан числом меньше 1</w:t>
@@ -6973,14 +7155,27 @@
       <w:r>
         <w:t>Рисунок </w:t>
       </w:r>
-      <w:fldSimple w:instr=" SEQ Рисунок \* ARABIC ">
-        <w:r>
-          <w:rPr>
-            <w:noProof/>
-          </w:rPr>
-          <w:t>7</w:t>
-        </w:r>
-      </w:fldSimple>
+      <w:r>
+        <w:fldChar w:fldCharType="begin"/>
+      </w:r>
+      <w:r>
+        <w:instrText xml:space="preserve"> SEQ Рисунок \* ARABIC </w:instrText>
+      </w:r>
+      <w:r>
+        <w:fldChar w:fldCharType="separate"/>
+      </w:r>
+      <w:r>
+        <w:rPr>
+          <w:noProof/>
+        </w:rPr>
+        <w:t>7</w:t>
+      </w:r>
+      <w:r>
+        <w:rPr>
+          <w:noProof/>
+        </w:rPr>
+        <w:fldChar w:fldCharType="end"/>
+      </w:r>
       <w:bookmarkEnd w:id="6"/>
       <w:r>
         <w:t xml:space="preserve"> – Вывод программы если размер массива задать символом</w:t>
@@ -7045,14 +7240,27 @@
       <w:r>
         <w:t>Рисунок </w:t>
       </w:r>
-      <w:fldSimple w:instr=" SEQ Рисунок \* ARABIC ">
-        <w:r>
-          <w:rPr>
-            <w:noProof/>
-          </w:rPr>
-          <w:t>8</w:t>
-        </w:r>
-      </w:fldSimple>
+      <w:r>
+        <w:fldChar w:fldCharType="begin"/>
+      </w:r>
+      <w:r>
+        <w:instrText xml:space="preserve"> SEQ Рисунок \* ARABIC </w:instrText>
+      </w:r>
+      <w:r>
+        <w:fldChar w:fldCharType="separate"/>
+      </w:r>
+      <w:r>
+        <w:rPr>
+          <w:noProof/>
+        </w:rPr>
+        <w:t>8</w:t>
+      </w:r>
+      <w:r>
+        <w:rPr>
+          <w:noProof/>
+        </w:rPr>
+        <w:fldChar w:fldCharType="end"/>
+      </w:r>
       <w:bookmarkEnd w:id="7"/>
       <w:r>
         <w:t xml:space="preserve"> – Вывод программы если мы не попали в </w:t>
@@ -7123,14 +7331,27 @@
       <w:r>
         <w:t>Рисунок </w:t>
       </w:r>
-      <w:fldSimple w:instr=" SEQ Рисунок \* ARABIC ">
-        <w:r>
-          <w:rPr>
-            <w:noProof/>
-          </w:rPr>
-          <w:t>9</w:t>
-        </w:r>
-      </w:fldSimple>
+      <w:r>
+        <w:fldChar w:fldCharType="begin"/>
+      </w:r>
+      <w:r>
+        <w:instrText xml:space="preserve"> SEQ Рисунок \* ARABIC </w:instrText>
+      </w:r>
+      <w:r>
+        <w:fldChar w:fldCharType="separate"/>
+      </w:r>
+      <w:r>
+        <w:rPr>
+          <w:noProof/>
+        </w:rPr>
+        <w:t>9</w:t>
+      </w:r>
+      <w:r>
+        <w:rPr>
+          <w:noProof/>
+        </w:rPr>
+        <w:fldChar w:fldCharType="end"/>
+      </w:r>
       <w:bookmarkEnd w:id="8"/>
       <w:r>
         <w:t xml:space="preserve"> – Вывод программы если при вв</w:t>
@@ -7198,14 +7419,27 @@
       <w:r>
         <w:t>Рисунок </w:t>
       </w:r>
-      <w:fldSimple w:instr=" SEQ Рисунок \* ARABIC ">
-        <w:r>
-          <w:rPr>
-            <w:noProof/>
-          </w:rPr>
-          <w:t>10</w:t>
-        </w:r>
-      </w:fldSimple>
+      <w:r>
+        <w:fldChar w:fldCharType="begin"/>
+      </w:r>
+      <w:r>
+        <w:instrText xml:space="preserve"> SEQ Рисунок \* ARABIC </w:instrText>
+      </w:r>
+      <w:r>
+        <w:fldChar w:fldCharType="separate"/>
+      </w:r>
+      <w:r>
+        <w:rPr>
+          <w:noProof/>
+        </w:rPr>
+        <w:t>10</w:t>
+      </w:r>
+      <w:r>
+        <w:rPr>
+          <w:noProof/>
+        </w:rPr>
+        <w:fldChar w:fldCharType="end"/>
+      </w:r>
       <w:bookmarkEnd w:id="9"/>
       <w:r>
         <w:t xml:space="preserve"> – </w:t>
@@ -7273,14 +7507,27 @@
       <w:r>
         <w:t>Рисунок </w:t>
       </w:r>
-      <w:fldSimple w:instr=" SEQ Рисунок \* ARABIC ">
-        <w:r>
-          <w:rPr>
-            <w:noProof/>
-          </w:rPr>
-          <w:t>11</w:t>
-        </w:r>
-      </w:fldSimple>
+      <w:r>
+        <w:fldChar w:fldCharType="begin"/>
+      </w:r>
+      <w:r>
+        <w:instrText xml:space="preserve"> SEQ Рисунок \* ARABIC </w:instrText>
+      </w:r>
+      <w:r>
+        <w:fldChar w:fldCharType="separate"/>
+      </w:r>
+      <w:r>
+        <w:rPr>
+          <w:noProof/>
+        </w:rPr>
+        <w:t>11</w:t>
+      </w:r>
+      <w:r>
+        <w:rPr>
+          <w:noProof/>
+        </w:rPr>
+        <w:fldChar w:fldCharType="end"/>
+      </w:r>
       <w:bookmarkEnd w:id="10"/>
       <w:r>
         <w:t xml:space="preserve"> – Вывод программы если нижняя граница задана символом</w:t>
@@ -7345,14 +7592,27 @@
       <w:r>
         <w:t>Рисунок </w:t>
       </w:r>
-      <w:fldSimple w:instr=" SEQ Рисунок \* ARABIC ">
-        <w:r>
-          <w:rPr>
-            <w:noProof/>
-          </w:rPr>
-          <w:t>12</w:t>
-        </w:r>
-      </w:fldSimple>
+      <w:r>
+        <w:fldChar w:fldCharType="begin"/>
+      </w:r>
+      <w:r>
+        <w:instrText xml:space="preserve"> SEQ Рисунок \* ARABIC </w:instrText>
+      </w:r>
+      <w:r>
+        <w:fldChar w:fldCharType="separate"/>
+      </w:r>
+      <w:r>
+        <w:rPr>
+          <w:noProof/>
+        </w:rPr>
+        <w:t>12</w:t>
+      </w:r>
+      <w:r>
+        <w:rPr>
+          <w:noProof/>
+        </w:rPr>
+        <w:fldChar w:fldCharType="end"/>
+      </w:r>
       <w:bookmarkEnd w:id="11"/>
       <w:r>
         <w:t xml:space="preserve"> – Вывод программы если верхняя граница задана символом</w:t>
@@ -7417,14 +7677,27 @@
       <w:r>
         <w:t>Рисунок </w:t>
       </w:r>
-      <w:fldSimple w:instr=" SEQ Рисунок \* ARABIC ">
-        <w:r>
-          <w:rPr>
-            <w:noProof/>
-          </w:rPr>
-          <w:t>13</w:t>
-        </w:r>
-      </w:fldSimple>
+      <w:r>
+        <w:fldChar w:fldCharType="begin"/>
+      </w:r>
+      <w:r>
+        <w:instrText xml:space="preserve"> SEQ Рисунок \* ARABIC </w:instrText>
+      </w:r>
+      <w:r>
+        <w:fldChar w:fldCharType="separate"/>
+      </w:r>
+      <w:r>
+        <w:rPr>
+          <w:noProof/>
+        </w:rPr>
+        <w:t>13</w:t>
+      </w:r>
+      <w:r>
+        <w:rPr>
+          <w:noProof/>
+        </w:rPr>
+        <w:fldChar w:fldCharType="end"/>
+      </w:r>
       <w:bookmarkEnd w:id="12"/>
       <w:r>
         <w:t xml:space="preserve"> – Вывод программы если в массиве нет отрицательных элементов.</w:t>
@@ -7543,14 +7816,27 @@
         </w:rPr>
         <w:t> </w:t>
       </w:r>
-      <w:fldSimple w:instr=" SEQ Рисунок \* ARABIC ">
-        <w:r>
-          <w:rPr>
-            <w:noProof/>
-          </w:rPr>
-          <w:t>14</w:t>
-        </w:r>
-      </w:fldSimple>
+      <w:r>
+        <w:fldChar w:fldCharType="begin"/>
+      </w:r>
+      <w:r>
+        <w:instrText xml:space="preserve"> SEQ Рисунок \* ARABIC </w:instrText>
+      </w:r>
+      <w:r>
+        <w:fldChar w:fldCharType="separate"/>
+      </w:r>
+      <w:r>
+        <w:rPr>
+          <w:noProof/>
+        </w:rPr>
+        <w:t>14</w:t>
+      </w:r>
+      <w:r>
+        <w:rPr>
+          <w:noProof/>
+        </w:rPr>
+        <w:fldChar w:fldCharType="end"/>
+      </w:r>
       <w:bookmarkEnd w:id="13"/>
       <w:r>
         <w:t xml:space="preserve"> – </w:t>
@@ -7683,14 +7969,27 @@
         </w:rPr>
         <w:t> </w:t>
       </w:r>
-      <w:fldSimple w:instr=" SEQ Рисунок \* ARABIC ">
-        <w:r>
-          <w:rPr>
-            <w:noProof/>
-          </w:rPr>
-          <w:t>15</w:t>
-        </w:r>
-      </w:fldSimple>
+      <w:r>
+        <w:fldChar w:fldCharType="begin"/>
+      </w:r>
+      <w:r>
+        <w:instrText xml:space="preserve"> SEQ Рисунок \* ARABIC </w:instrText>
+      </w:r>
+      <w:r>
+        <w:fldChar w:fldCharType="separate"/>
+      </w:r>
+      <w:r>
+        <w:rPr>
+          <w:noProof/>
+        </w:rPr>
+        <w:t>15</w:t>
+      </w:r>
+      <w:r>
+        <w:rPr>
+          <w:noProof/>
+        </w:rPr>
+        <w:fldChar w:fldCharType="end"/>
+      </w:r>
       <w:bookmarkEnd w:id="14"/>
       <w:r>
         <w:t xml:space="preserve"> – </w:t>
@@ -7764,14 +8063,27 @@
         </w:rPr>
         <w:t> </w:t>
       </w:r>
-      <w:fldSimple w:instr=" SEQ Таблица \* ARABIC ">
-        <w:r>
-          <w:rPr>
-            <w:noProof/>
-          </w:rPr>
-          <w:t>2</w:t>
-        </w:r>
-      </w:fldSimple>
+      <w:r>
+        <w:fldChar w:fldCharType="begin"/>
+      </w:r>
+      <w:r>
+        <w:instrText xml:space="preserve"> SEQ Таблица \* ARABIC </w:instrText>
+      </w:r>
+      <w:r>
+        <w:fldChar w:fldCharType="separate"/>
+      </w:r>
+      <w:r>
+        <w:rPr>
+          <w:noProof/>
+        </w:rPr>
+        <w:t>2</w:t>
+      </w:r>
+      <w:r>
+        <w:rPr>
+          <w:noProof/>
+        </w:rPr>
+        <w:fldChar w:fldCharType="end"/>
+      </w:r>
       <w:r>
         <w:rPr>
           <w:lang w:val="en-US"/>
@@ -8268,14 +8580,27 @@
       <w:r>
         <w:t>Рисунок </w:t>
       </w:r>
-      <w:fldSimple w:instr=" SEQ Рисунок \* ARABIC ">
-        <w:r>
-          <w:rPr>
-            <w:noProof/>
-          </w:rPr>
-          <w:t>16</w:t>
-        </w:r>
-      </w:fldSimple>
+      <w:r>
+        <w:fldChar w:fldCharType="begin"/>
+      </w:r>
+      <w:r>
+        <w:instrText xml:space="preserve"> SEQ Рисунок \* ARABIC </w:instrText>
+      </w:r>
+      <w:r>
+        <w:fldChar w:fldCharType="separate"/>
+      </w:r>
+      <w:r>
+        <w:rPr>
+          <w:noProof/>
+        </w:rPr>
+        <w:t>16</w:t>
+      </w:r>
+      <w:r>
+        <w:rPr>
+          <w:noProof/>
+        </w:rPr>
+        <w:fldChar w:fldCharType="end"/>
+      </w:r>
       <w:bookmarkEnd w:id="15"/>
       <w:r>
         <w:t xml:space="preserve"> – Функция </w:t>
@@ -8306,10 +8631,10 @@
         </w:rPr>
         <w:lastRenderedPageBreak/>
         <w:drawing>
-          <wp:inline distT="0" distB="0" distL="0" distR="0" wp14:anchorId="4D143B38" wp14:editId="1C30BC9F">
+          <wp:inline distT="0" distB="0" distL="0" distR="0">
             <wp:extent cx="5940425" cy="3155950"/>
             <wp:effectExtent l="0" t="0" r="3175" b="6350"/>
-            <wp:docPr id="17" name="Рисунок 17"/>
+            <wp:docPr id="47" name="Рисунок 47"/>
             <wp:cNvGraphicFramePr>
               <a:graphicFrameLocks xmlns:a="http://schemas.openxmlformats.org/drawingml/2006/main" noChangeAspect="1"/>
             </wp:cNvGraphicFramePr>
@@ -8317,7 +8642,7 @@
               <a:graphicData uri="http://schemas.openxmlformats.org/drawingml/2006/picture">
                 <pic:pic xmlns:pic="http://schemas.openxmlformats.org/drawingml/2006/picture">
                   <pic:nvPicPr>
-                    <pic:cNvPr id="17" name="functions1.png"/>
+                    <pic:cNvPr id="47" name="Hbceyjr 17.png"/>
                     <pic:cNvPicPr/>
                   </pic:nvPicPr>
                   <pic:blipFill>
@@ -8362,14 +8687,27 @@
         </w:rPr>
         <w:t> </w:t>
       </w:r>
-      <w:fldSimple w:instr=" SEQ Рисунок \* ARABIC ">
-        <w:r>
-          <w:rPr>
-            <w:noProof/>
-          </w:rPr>
-          <w:t>17</w:t>
-        </w:r>
-      </w:fldSimple>
+      <w:r>
+        <w:fldChar w:fldCharType="begin"/>
+      </w:r>
+      <w:r>
+        <w:instrText xml:space="preserve"> SEQ Рисунок \* ARABIC </w:instrText>
+      </w:r>
+      <w:r>
+        <w:fldChar w:fldCharType="separate"/>
+      </w:r>
+      <w:r>
+        <w:rPr>
+          <w:noProof/>
+        </w:rPr>
+        <w:t>17</w:t>
+      </w:r>
+      <w:r>
+        <w:rPr>
+          <w:noProof/>
+        </w:rPr>
+        <w:fldChar w:fldCharType="end"/>
+      </w:r>
       <w:bookmarkEnd w:id="16"/>
       <w:r>
         <w:rPr>
@@ -8446,14 +8784,27 @@
       <w:r>
         <w:t>Рисунок </w:t>
       </w:r>
-      <w:fldSimple w:instr=" SEQ Рисунок \* ARABIC ">
-        <w:r>
-          <w:rPr>
-            <w:noProof/>
-          </w:rPr>
-          <w:t>18</w:t>
-        </w:r>
-      </w:fldSimple>
+      <w:r>
+        <w:fldChar w:fldCharType="begin"/>
+      </w:r>
+      <w:r>
+        <w:instrText xml:space="preserve"> SEQ Рисунок \* ARABIC </w:instrText>
+      </w:r>
+      <w:r>
+        <w:fldChar w:fldCharType="separate"/>
+      </w:r>
+      <w:r>
+        <w:rPr>
+          <w:noProof/>
+        </w:rPr>
+        <w:t>18</w:t>
+      </w:r>
+      <w:r>
+        <w:rPr>
+          <w:noProof/>
+        </w:rPr>
+        <w:fldChar w:fldCharType="end"/>
+      </w:r>
       <w:bookmarkEnd w:id="17"/>
       <w:r>
         <w:t xml:space="preserve"> – Функции(2)</w:t>
@@ -8524,14 +8875,27 @@
       <w:r>
         <w:t>Рисунок </w:t>
       </w:r>
-      <w:fldSimple w:instr=" SEQ Рисунок \* ARABIC ">
-        <w:r>
-          <w:rPr>
-            <w:noProof/>
-          </w:rPr>
-          <w:t>19</w:t>
-        </w:r>
-      </w:fldSimple>
+      <w:r>
+        <w:fldChar w:fldCharType="begin"/>
+      </w:r>
+      <w:r>
+        <w:instrText xml:space="preserve"> SEQ Рисунок \* ARABIC </w:instrText>
+      </w:r>
+      <w:r>
+        <w:fldChar w:fldCharType="separate"/>
+      </w:r>
+      <w:r>
+        <w:rPr>
+          <w:noProof/>
+        </w:rPr>
+        <w:t>19</w:t>
+      </w:r>
+      <w:r>
+        <w:rPr>
+          <w:noProof/>
+        </w:rPr>
+        <w:fldChar w:fldCharType="end"/>
+      </w:r>
       <w:bookmarkEnd w:id="18"/>
       <w:r>
         <w:t xml:space="preserve"> – Функции(3)</w:t>
@@ -8602,14 +8966,27 @@
       <w:r>
         <w:t>Рисунок </w:t>
       </w:r>
-      <w:fldSimple w:instr=" SEQ Рисунок \* ARABIC ">
-        <w:r>
-          <w:rPr>
-            <w:noProof/>
-          </w:rPr>
-          <w:t>20</w:t>
-        </w:r>
-      </w:fldSimple>
+      <w:r>
+        <w:fldChar w:fldCharType="begin"/>
+      </w:r>
+      <w:r>
+        <w:instrText xml:space="preserve"> SEQ Рисунок \* ARABIC </w:instrText>
+      </w:r>
+      <w:r>
+        <w:fldChar w:fldCharType="separate"/>
+      </w:r>
+      <w:r>
+        <w:rPr>
+          <w:noProof/>
+        </w:rPr>
+        <w:t>20</w:t>
+      </w:r>
+      <w:r>
+        <w:rPr>
+          <w:noProof/>
+        </w:rPr>
+        <w:fldChar w:fldCharType="end"/>
+      </w:r>
       <w:bookmarkEnd w:id="19"/>
       <w:r>
         <w:t xml:space="preserve"> – Функции(4)</w:t>
@@ -8681,14 +9058,27 @@
       <w:r>
         <w:t>Рисунок </w:t>
       </w:r>
-      <w:fldSimple w:instr=" SEQ Рисунок \* ARABIC ">
-        <w:r>
-          <w:rPr>
-            <w:noProof/>
-          </w:rPr>
-          <w:t>21</w:t>
-        </w:r>
-      </w:fldSimple>
+      <w:r>
+        <w:fldChar w:fldCharType="begin"/>
+      </w:r>
+      <w:r>
+        <w:instrText xml:space="preserve"> SEQ Рисунок \* ARABIC </w:instrText>
+      </w:r>
+      <w:r>
+        <w:fldChar w:fldCharType="separate"/>
+      </w:r>
+      <w:r>
+        <w:rPr>
+          <w:noProof/>
+        </w:rPr>
+        <w:t>21</w:t>
+      </w:r>
+      <w:r>
+        <w:rPr>
+          <w:noProof/>
+        </w:rPr>
+        <w:fldChar w:fldCharType="end"/>
+      </w:r>
       <w:bookmarkEnd w:id="20"/>
       <w:r>
         <w:t xml:space="preserve"> – Функции(5)</w:t>
@@ -8760,14 +9150,27 @@
       <w:r>
         <w:t>Рисунок </w:t>
       </w:r>
-      <w:fldSimple w:instr=" SEQ Рисунок \* ARABIC ">
-        <w:r>
-          <w:rPr>
-            <w:noProof/>
-          </w:rPr>
-          <w:t>22</w:t>
-        </w:r>
-      </w:fldSimple>
+      <w:r>
+        <w:fldChar w:fldCharType="begin"/>
+      </w:r>
+      <w:r>
+        <w:instrText xml:space="preserve"> SEQ Рисунок \* ARABIC </w:instrText>
+      </w:r>
+      <w:r>
+        <w:fldChar w:fldCharType="separate"/>
+      </w:r>
+      <w:r>
+        <w:rPr>
+          <w:noProof/>
+        </w:rPr>
+        <w:t>22</w:t>
+      </w:r>
+      <w:r>
+        <w:rPr>
+          <w:noProof/>
+        </w:rPr>
+        <w:fldChar w:fldCharType="end"/>
+      </w:r>
       <w:bookmarkEnd w:id="21"/>
       <w:r>
         <w:t xml:space="preserve"> – Функции(6)</w:t>
@@ -16850,14 +17253,27 @@
       <w:r>
         <w:t>Рисунок </w:t>
       </w:r>
-      <w:fldSimple w:instr=" SEQ Рисунок \* ARABIC ">
-        <w:r>
-          <w:rPr>
-            <w:noProof/>
-          </w:rPr>
-          <w:t>23</w:t>
-        </w:r>
-      </w:fldSimple>
+      <w:r>
+        <w:fldChar w:fldCharType="begin"/>
+      </w:r>
+      <w:r>
+        <w:instrText xml:space="preserve"> SEQ Рисунок \* ARABIC </w:instrText>
+      </w:r>
+      <w:r>
+        <w:fldChar w:fldCharType="separate"/>
+      </w:r>
+      <w:r>
+        <w:rPr>
+          <w:noProof/>
+        </w:rPr>
+        <w:t>23</w:t>
+      </w:r>
+      <w:r>
+        <w:rPr>
+          <w:noProof/>
+        </w:rPr>
+        <w:fldChar w:fldCharType="end"/>
+      </w:r>
       <w:bookmarkEnd w:id="22"/>
       <w:r>
         <w:t xml:space="preserve"> – Вывод 4.2 если все задано корректно</w:t>
@@ -16922,14 +17338,30 @@
       <w:r>
         <w:t>Рисунок </w:t>
       </w:r>
-      <w:fldSimple w:instr=" SEQ Рисунок \* ARABIC ">
-        <w:r>
-          <w:rPr>
-            <w:noProof/>
-          </w:rPr>
-          <w:t>24</w:t>
-        </w:r>
-      </w:fldSimple>
+      <w:r>
+        <w:fldChar w:fldCharType="begin"/>
+      </w:r>
+      <w:r>
+        <w:instrText xml:space="preserve"> S</w:instrText>
+      </w:r>
+      <w:r>
+        <w:instrText xml:space="preserve">EQ Рисунок \* ARABIC </w:instrText>
+      </w:r>
+      <w:r>
+        <w:fldChar w:fldCharType="separate"/>
+      </w:r>
+      <w:r>
+        <w:rPr>
+          <w:noProof/>
+        </w:rPr>
+        <w:t>24</w:t>
+      </w:r>
+      <w:r>
+        <w:rPr>
+          <w:noProof/>
+        </w:rPr>
+        <w:fldChar w:fldCharType="end"/>
+      </w:r>
       <w:bookmarkEnd w:id="23"/>
       <w:r>
         <w:t xml:space="preserve"> – Вывод если размер массива задан числом меньше 1</w:t>
@@ -16994,14 +17426,27 @@
       <w:r>
         <w:t>Рисунок </w:t>
       </w:r>
-      <w:fldSimple w:instr=" SEQ Рисунок \* ARABIC ">
-        <w:r>
-          <w:rPr>
-            <w:noProof/>
-          </w:rPr>
-          <w:t>25</w:t>
-        </w:r>
-      </w:fldSimple>
+      <w:r>
+        <w:fldChar w:fldCharType="begin"/>
+      </w:r>
+      <w:r>
+        <w:instrText xml:space="preserve"> SEQ Рисунок \* ARABIC </w:instrText>
+      </w:r>
+      <w:r>
+        <w:fldChar w:fldCharType="separate"/>
+      </w:r>
+      <w:r>
+        <w:rPr>
+          <w:noProof/>
+        </w:rPr>
+        <w:t>25</w:t>
+      </w:r>
+      <w:r>
+        <w:rPr>
+          <w:noProof/>
+        </w:rPr>
+        <w:fldChar w:fldCharType="end"/>
+      </w:r>
       <w:bookmarkEnd w:id="24"/>
       <w:r>
         <w:t xml:space="preserve"> – Вывод программы если размер массива задать символом</w:t>
@@ -17062,14 +17507,27 @@
       <w:r>
         <w:t>Рисунок </w:t>
       </w:r>
-      <w:fldSimple w:instr=" SEQ Рисунок \* ARABIC ">
-        <w:r>
-          <w:rPr>
-            <w:noProof/>
-          </w:rPr>
-          <w:t>26</w:t>
-        </w:r>
-      </w:fldSimple>
+      <w:r>
+        <w:fldChar w:fldCharType="begin"/>
+      </w:r>
+      <w:r>
+        <w:instrText xml:space="preserve"> SEQ Рисунок \* ARABIC </w:instrText>
+      </w:r>
+      <w:r>
+        <w:fldChar w:fldCharType="separate"/>
+      </w:r>
+      <w:r>
+        <w:rPr>
+          <w:noProof/>
+        </w:rPr>
+        <w:t>26</w:t>
+      </w:r>
+      <w:r>
+        <w:rPr>
+          <w:noProof/>
+        </w:rPr>
+        <w:fldChar w:fldCharType="end"/>
+      </w:r>
       <w:bookmarkEnd w:id="25"/>
       <w:r>
         <w:t xml:space="preserve">– Вывод программы если мы не попали в </w:t>
@@ -17140,14 +17598,27 @@
       <w:r>
         <w:t>Рисунок </w:t>
       </w:r>
-      <w:fldSimple w:instr=" SEQ Рисунок \* ARABIC ">
-        <w:r>
-          <w:rPr>
-            <w:noProof/>
-          </w:rPr>
-          <w:t>27</w:t>
-        </w:r>
-      </w:fldSimple>
+      <w:r>
+        <w:fldChar w:fldCharType="begin"/>
+      </w:r>
+      <w:r>
+        <w:instrText xml:space="preserve"> SEQ Рисунок \* ARABIC </w:instrText>
+      </w:r>
+      <w:r>
+        <w:fldChar w:fldCharType="separate"/>
+      </w:r>
+      <w:r>
+        <w:rPr>
+          <w:noProof/>
+        </w:rPr>
+        <w:t>27</w:t>
+      </w:r>
+      <w:r>
+        <w:rPr>
+          <w:noProof/>
+        </w:rPr>
+        <w:fldChar w:fldCharType="end"/>
+      </w:r>
       <w:bookmarkEnd w:id="26"/>
       <w:r>
         <w:t xml:space="preserve"> – Вывод программы если при вводе мы вводим число ниже границ</w:t>
@@ -17217,14 +17688,27 @@
       <w:r>
         <w:t>Рисунок </w:t>
       </w:r>
-      <w:fldSimple w:instr=" SEQ Рисунок \* ARABIC ">
-        <w:r>
-          <w:rPr>
-            <w:noProof/>
-          </w:rPr>
-          <w:t>28</w:t>
-        </w:r>
-      </w:fldSimple>
+      <w:r>
+        <w:fldChar w:fldCharType="begin"/>
+      </w:r>
+      <w:r>
+        <w:instrText xml:space="preserve"> SEQ Рисунок \* ARABIC </w:instrText>
+      </w:r>
+      <w:r>
+        <w:fldChar w:fldCharType="separate"/>
+      </w:r>
+      <w:r>
+        <w:rPr>
+          <w:noProof/>
+        </w:rPr>
+        <w:t>28</w:t>
+      </w:r>
+      <w:r>
+        <w:rPr>
+          <w:noProof/>
+        </w:rPr>
+        <w:fldChar w:fldCharType="end"/>
+      </w:r>
       <w:bookmarkEnd w:id="27"/>
       <w:r>
         <w:t>– Вывод программы если при вводе мы вводим число выше границ</w:t>
@@ -17289,14 +17773,27 @@
       <w:r>
         <w:t>Рисунок </w:t>
       </w:r>
-      <w:fldSimple w:instr=" SEQ Рисунок \* ARABIC ">
-        <w:r>
-          <w:rPr>
-            <w:noProof/>
-          </w:rPr>
-          <w:t>29</w:t>
-        </w:r>
-      </w:fldSimple>
+      <w:r>
+        <w:fldChar w:fldCharType="begin"/>
+      </w:r>
+      <w:r>
+        <w:instrText xml:space="preserve"> SEQ Рисунок \* ARABIC </w:instrText>
+      </w:r>
+      <w:r>
+        <w:fldChar w:fldCharType="separate"/>
+      </w:r>
+      <w:r>
+        <w:rPr>
+          <w:noProof/>
+        </w:rPr>
+        <w:t>29</w:t>
+      </w:r>
+      <w:r>
+        <w:rPr>
+          <w:noProof/>
+        </w:rPr>
+        <w:fldChar w:fldCharType="end"/>
+      </w:r>
       <w:bookmarkEnd w:id="28"/>
       <w:r>
         <w:t xml:space="preserve"> – Вывод программы если нижняя граница задана символом</w:t>
@@ -17362,14 +17859,27 @@
       <w:r>
         <w:t>Рисунок </w:t>
       </w:r>
-      <w:fldSimple w:instr=" SEQ Рисунок \* ARABIC ">
-        <w:r>
-          <w:rPr>
-            <w:noProof/>
-          </w:rPr>
-          <w:t>30</w:t>
-        </w:r>
-      </w:fldSimple>
+      <w:r>
+        <w:fldChar w:fldCharType="begin"/>
+      </w:r>
+      <w:r>
+        <w:instrText xml:space="preserve"> SEQ Рисунок \* ARABIC </w:instrText>
+      </w:r>
+      <w:r>
+        <w:fldChar w:fldCharType="separate"/>
+      </w:r>
+      <w:r>
+        <w:rPr>
+          <w:noProof/>
+        </w:rPr>
+        <w:t>30</w:t>
+      </w:r>
+      <w:r>
+        <w:rPr>
+          <w:noProof/>
+        </w:rPr>
+        <w:fldChar w:fldCharType="end"/>
+      </w:r>
       <w:bookmarkEnd w:id="29"/>
       <w:r>
         <w:t xml:space="preserve"> – Вывод программы если верхняя граница задана символом</w:t>
@@ -17526,14 +18036,27 @@
         </w:rPr>
         <w:t> </w:t>
       </w:r>
-      <w:fldSimple w:instr=" SEQ Рисунок \* ARABIC ">
-        <w:r>
-          <w:rPr>
-            <w:noProof/>
-          </w:rPr>
-          <w:t>31</w:t>
-        </w:r>
-      </w:fldSimple>
+      <w:r>
+        <w:fldChar w:fldCharType="begin"/>
+      </w:r>
+      <w:r>
+        <w:instrText xml:space="preserve"> SEQ Рисунок \* ARABIC </w:instrText>
+      </w:r>
+      <w:r>
+        <w:fldChar w:fldCharType="separate"/>
+      </w:r>
+      <w:r>
+        <w:rPr>
+          <w:noProof/>
+        </w:rPr>
+        <w:t>31</w:t>
+      </w:r>
+      <w:r>
+        <w:rPr>
+          <w:noProof/>
+        </w:rPr>
+        <w:fldChar w:fldCharType="end"/>
+      </w:r>
       <w:bookmarkEnd w:id="30"/>
       <w:r>
         <w:rPr>
@@ -17613,14 +18136,27 @@
         </w:rPr>
         <w:t> </w:t>
       </w:r>
-      <w:fldSimple w:instr=" SEQ Рисунок \* ARABIC ">
-        <w:r>
-          <w:rPr>
-            <w:noProof/>
-          </w:rPr>
-          <w:t>32</w:t>
-        </w:r>
-      </w:fldSimple>
+      <w:r>
+        <w:fldChar w:fldCharType="begin"/>
+      </w:r>
+      <w:r>
+        <w:instrText xml:space="preserve"> SEQ Рисунок \* ARABIC </w:instrText>
+      </w:r>
+      <w:r>
+        <w:fldChar w:fldCharType="separate"/>
+      </w:r>
+      <w:r>
+        <w:rPr>
+          <w:noProof/>
+        </w:rPr>
+        <w:t>32</w:t>
+      </w:r>
+      <w:r>
+        <w:rPr>
+          <w:noProof/>
+        </w:rPr>
+        <w:fldChar w:fldCharType="end"/>
+      </w:r>
       <w:bookmarkEnd w:id="31"/>
       <w:r>
         <w:rPr>
@@ -17661,8 +18197,6 @@
       <w:r>
         <w:t xml:space="preserve"> </w:t>
       </w:r>
-      <w:bookmarkStart w:id="32" w:name="_GoBack"/>
-      <w:bookmarkEnd w:id="32"/>
       <w:r>
         <w:t>(</w:t>
       </w:r>
@@ -17696,6 +18230,10 @@
         <w:pStyle w:val="a3"/>
       </w:pPr>
       <w:r>
+        <w:rPr>
+          <w:noProof/>
+          <w:lang w:eastAsia="ru-RU"/>
+        </w:rPr>
         <w:drawing>
           <wp:inline distT="0" distB="0" distL="0" distR="0" wp14:anchorId="033A8DDA" wp14:editId="7860A5E8">
             <wp:extent cx="5940425" cy="1287145"/>
@@ -17740,19 +18278,32 @@
           <w:lang w:val="en-US"/>
         </w:rPr>
       </w:pPr>
-      <w:bookmarkStart w:id="33" w:name="_Ref153891315"/>
+      <w:bookmarkStart w:id="32" w:name="_Ref153891315"/>
       <w:r>
         <w:t>Рисунок </w:t>
       </w:r>
-      <w:fldSimple w:instr=" SEQ Рисунок \* ARABIC ">
-        <w:r>
-          <w:rPr>
-            <w:noProof/>
-          </w:rPr>
-          <w:t>33</w:t>
-        </w:r>
-      </w:fldSimple>
-      <w:bookmarkEnd w:id="33"/>
+      <w:r>
+        <w:fldChar w:fldCharType="begin"/>
+      </w:r>
+      <w:r>
+        <w:instrText xml:space="preserve"> SEQ Рисунок \* ARABIC </w:instrText>
+      </w:r>
+      <w:r>
+        <w:fldChar w:fldCharType="separate"/>
+      </w:r>
+      <w:r>
+        <w:rPr>
+          <w:noProof/>
+        </w:rPr>
+        <w:t>33</w:t>
+      </w:r>
+      <w:r>
+        <w:rPr>
+          <w:noProof/>
+        </w:rPr>
+        <w:fldChar w:fldCharType="end"/>
+      </w:r>
+      <w:bookmarkEnd w:id="32"/>
       <w:r>
         <w:t xml:space="preserve"> – </w:t>
       </w:r>
@@ -17804,14 +18355,27 @@
       <w:r>
         <w:t>Таблица </w:t>
       </w:r>
-      <w:fldSimple w:instr=" SEQ Таблица \* ARABIC ">
-        <w:r>
-          <w:rPr>
-            <w:noProof/>
-          </w:rPr>
-          <w:t>3</w:t>
-        </w:r>
-      </w:fldSimple>
+      <w:r>
+        <w:fldChar w:fldCharType="begin"/>
+      </w:r>
+      <w:r>
+        <w:instrText xml:space="preserve"> SEQ Таблица \* ARABIC </w:instrText>
+      </w:r>
+      <w:r>
+        <w:fldChar w:fldCharType="separate"/>
+      </w:r>
+      <w:r>
+        <w:rPr>
+          <w:noProof/>
+        </w:rPr>
+        <w:t>3</w:t>
+      </w:r>
+      <w:r>
+        <w:rPr>
+          <w:noProof/>
+        </w:rPr>
+        <w:fldChar w:fldCharType="end"/>
+      </w:r>
       <w:r>
         <w:t xml:space="preserve"> – Условие задания 4.3</w:t>
       </w:r>
@@ -18153,19 +18717,32 @@
           <w:lang w:val="en-US"/>
         </w:rPr>
       </w:pPr>
-      <w:bookmarkStart w:id="34" w:name="_Ref153876236"/>
+      <w:bookmarkStart w:id="33" w:name="_Ref153876236"/>
       <w:r>
         <w:t>Рисунок </w:t>
       </w:r>
-      <w:fldSimple w:instr=" SEQ Рисунок \* ARABIC ">
-        <w:r>
-          <w:rPr>
-            <w:noProof/>
-          </w:rPr>
-          <w:t>34</w:t>
-        </w:r>
-      </w:fldSimple>
-      <w:bookmarkEnd w:id="34"/>
+      <w:r>
+        <w:fldChar w:fldCharType="begin"/>
+      </w:r>
+      <w:r>
+        <w:instrText xml:space="preserve"> SEQ Рисунок \* ARABIC </w:instrText>
+      </w:r>
+      <w:r>
+        <w:fldChar w:fldCharType="separate"/>
+      </w:r>
+      <w:r>
+        <w:rPr>
+          <w:noProof/>
+        </w:rPr>
+        <w:t>34</w:t>
+      </w:r>
+      <w:r>
+        <w:rPr>
+          <w:noProof/>
+        </w:rPr>
+        <w:fldChar w:fldCharType="end"/>
+      </w:r>
+      <w:bookmarkEnd w:id="33"/>
       <w:r>
         <w:t xml:space="preserve"> – Функция </w:t>
       </w:r>
@@ -18194,10 +18771,10 @@
           <w:lang w:eastAsia="ru-RU"/>
         </w:rPr>
         <w:drawing>
-          <wp:inline distT="0" distB="0" distL="0" distR="0" wp14:anchorId="6FD17227" wp14:editId="51154285">
+          <wp:inline distT="0" distB="0" distL="0" distR="0">
             <wp:extent cx="5940425" cy="2464435"/>
             <wp:effectExtent l="0" t="0" r="3175" b="0"/>
-            <wp:docPr id="36" name="Рисунок 36"/>
+            <wp:docPr id="48" name="Рисунок 48"/>
             <wp:cNvGraphicFramePr>
               <a:graphicFrameLocks xmlns:a="http://schemas.openxmlformats.org/drawingml/2006/main" noChangeAspect="1"/>
             </wp:cNvGraphicFramePr>
@@ -18205,7 +18782,7 @@
               <a:graphicData uri="http://schemas.openxmlformats.org/drawingml/2006/picture">
                 <pic:pic xmlns:pic="http://schemas.openxmlformats.org/drawingml/2006/picture">
                   <pic:nvPicPr>
-                    <pic:cNvPr id="36" name="functions4.3.1.png"/>
+                    <pic:cNvPr id="48" name="diagram (3).png"/>
                     <pic:cNvPicPr/>
                   </pic:nvPicPr>
                   <pic:blipFill>
@@ -18235,6 +18812,8 @@
           </wp:inline>
         </w:drawing>
       </w:r>
+      <w:bookmarkStart w:id="34" w:name="_GoBack"/>
+      <w:bookmarkEnd w:id="34"/>
     </w:p>
     <w:p>
       <w:pPr>
@@ -18250,14 +18829,27 @@
         </w:rPr>
         <w:t> </w:t>
       </w:r>
-      <w:fldSimple w:instr=" SEQ Рисунок \* ARABIC ">
-        <w:r>
-          <w:rPr>
-            <w:noProof/>
-          </w:rPr>
-          <w:t>35</w:t>
-        </w:r>
-      </w:fldSimple>
+      <w:r>
+        <w:fldChar w:fldCharType="begin"/>
+      </w:r>
+      <w:r>
+        <w:instrText xml:space="preserve"> SEQ Рисунок \* ARABIC </w:instrText>
+      </w:r>
+      <w:r>
+        <w:fldChar w:fldCharType="separate"/>
+      </w:r>
+      <w:r>
+        <w:rPr>
+          <w:noProof/>
+        </w:rPr>
+        <w:t>35</w:t>
+      </w:r>
+      <w:r>
+        <w:rPr>
+          <w:noProof/>
+        </w:rPr>
+        <w:fldChar w:fldCharType="end"/>
+      </w:r>
       <w:bookmarkEnd w:id="35"/>
       <w:r>
         <w:rPr>
@@ -18335,14 +18927,27 @@
       <w:r>
         <w:t>Рисунок </w:t>
       </w:r>
-      <w:fldSimple w:instr=" SEQ Рисунок \* ARABIC ">
-        <w:r>
-          <w:rPr>
-            <w:noProof/>
-          </w:rPr>
-          <w:t>36</w:t>
-        </w:r>
-      </w:fldSimple>
+      <w:r>
+        <w:fldChar w:fldCharType="begin"/>
+      </w:r>
+      <w:r>
+        <w:instrText xml:space="preserve"> SEQ Рисунок \* ARABIC </w:instrText>
+      </w:r>
+      <w:r>
+        <w:fldChar w:fldCharType="separate"/>
+      </w:r>
+      <w:r>
+        <w:rPr>
+          <w:noProof/>
+        </w:rPr>
+        <w:t>36</w:t>
+      </w:r>
+      <w:r>
+        <w:rPr>
+          <w:noProof/>
+        </w:rPr>
+        <w:fldChar w:fldCharType="end"/>
+      </w:r>
       <w:bookmarkEnd w:id="36"/>
       <w:r>
         <w:t xml:space="preserve"> –Функции(2)</w:t>
@@ -18414,14 +19019,27 @@
       <w:r>
         <w:t>Рисунок </w:t>
       </w:r>
-      <w:fldSimple w:instr=" SEQ Рисунок \* ARABIC ">
-        <w:r>
-          <w:rPr>
-            <w:noProof/>
-          </w:rPr>
-          <w:t>37</w:t>
-        </w:r>
-      </w:fldSimple>
+      <w:r>
+        <w:fldChar w:fldCharType="begin"/>
+      </w:r>
+      <w:r>
+        <w:instrText xml:space="preserve"> SEQ Рисунок \* ARABIC </w:instrText>
+      </w:r>
+      <w:r>
+        <w:fldChar w:fldCharType="separate"/>
+      </w:r>
+      <w:r>
+        <w:rPr>
+          <w:noProof/>
+        </w:rPr>
+        <w:t>37</w:t>
+      </w:r>
+      <w:r>
+        <w:rPr>
+          <w:noProof/>
+        </w:rPr>
+        <w:fldChar w:fldCharType="end"/>
+      </w:r>
       <w:bookmarkEnd w:id="37"/>
       <w:r>
         <w:t xml:space="preserve"> – Функции(3)</w:t>
@@ -18493,14 +19111,27 @@
       <w:r>
         <w:t>Рисунок </w:t>
       </w:r>
-      <w:fldSimple w:instr=" SEQ Рисунок \* ARABIC ">
-        <w:r>
-          <w:rPr>
-            <w:noProof/>
-          </w:rPr>
-          <w:t>38</w:t>
-        </w:r>
-      </w:fldSimple>
+      <w:r>
+        <w:fldChar w:fldCharType="begin"/>
+      </w:r>
+      <w:r>
+        <w:instrText xml:space="preserve"> SEQ Рисунок \* ARABIC </w:instrText>
+      </w:r>
+      <w:r>
+        <w:fldChar w:fldCharType="separate"/>
+      </w:r>
+      <w:r>
+        <w:rPr>
+          <w:noProof/>
+        </w:rPr>
+        <w:t>38</w:t>
+      </w:r>
+      <w:r>
+        <w:rPr>
+          <w:noProof/>
+        </w:rPr>
+        <w:fldChar w:fldCharType="end"/>
+      </w:r>
       <w:bookmarkEnd w:id="38"/>
       <w:r>
         <w:t xml:space="preserve"> – Функции(4)</w:t>
@@ -18572,14 +19203,27 @@
       <w:r>
         <w:t>Рисунок </w:t>
       </w:r>
-      <w:fldSimple w:instr=" SEQ Рисунок \* ARABIC ">
-        <w:r>
-          <w:rPr>
-            <w:noProof/>
-          </w:rPr>
-          <w:t>39</w:t>
-        </w:r>
-      </w:fldSimple>
+      <w:r>
+        <w:fldChar w:fldCharType="begin"/>
+      </w:r>
+      <w:r>
+        <w:instrText xml:space="preserve"> SEQ Рисунок \* ARABIC </w:instrText>
+      </w:r>
+      <w:r>
+        <w:fldChar w:fldCharType="separate"/>
+      </w:r>
+      <w:r>
+        <w:rPr>
+          <w:noProof/>
+        </w:rPr>
+        <w:t>39</w:t>
+      </w:r>
+      <w:r>
+        <w:rPr>
+          <w:noProof/>
+        </w:rPr>
+        <w:fldChar w:fldCharType="end"/>
+      </w:r>
       <w:bookmarkEnd w:id="39"/>
       <w:r>
         <w:t xml:space="preserve"> – Функции(5)</w:t>
@@ -25689,14 +26333,27 @@
       <w:r>
         <w:t>Рисунок </w:t>
       </w:r>
-      <w:fldSimple w:instr=" SEQ Рисунок \* ARABIC ">
-        <w:r>
-          <w:rPr>
-            <w:noProof/>
-          </w:rPr>
-          <w:t>40</w:t>
-        </w:r>
-      </w:fldSimple>
+      <w:r>
+        <w:fldChar w:fldCharType="begin"/>
+      </w:r>
+      <w:r>
+        <w:instrText xml:space="preserve"> SEQ Рисунок \* ARABIC </w:instrText>
+      </w:r>
+      <w:r>
+        <w:fldChar w:fldCharType="separate"/>
+      </w:r>
+      <w:r>
+        <w:rPr>
+          <w:noProof/>
+        </w:rPr>
+        <w:t>40</w:t>
+      </w:r>
+      <w:r>
+        <w:rPr>
+          <w:noProof/>
+        </w:rPr>
+        <w:fldChar w:fldCharType="end"/>
+      </w:r>
       <w:bookmarkEnd w:id="40"/>
       <w:r>
         <w:t xml:space="preserve"> – Вывод п</w:t>
@@ -25770,14 +26427,27 @@
         </w:rPr>
         <w:t> </w:t>
       </w:r>
-      <w:fldSimple w:instr=" SEQ Рисунок \* ARABIC ">
-        <w:r>
-          <w:rPr>
-            <w:noProof/>
-          </w:rPr>
-          <w:t>41</w:t>
-        </w:r>
-      </w:fldSimple>
+      <w:r>
+        <w:fldChar w:fldCharType="begin"/>
+      </w:r>
+      <w:r>
+        <w:instrText xml:space="preserve"> SEQ Рисунок \* ARABIC </w:instrText>
+      </w:r>
+      <w:r>
+        <w:fldChar w:fldCharType="separate"/>
+      </w:r>
+      <w:r>
+        <w:rPr>
+          <w:noProof/>
+        </w:rPr>
+        <w:t>41</w:t>
+      </w:r>
+      <w:r>
+        <w:rPr>
+          <w:noProof/>
+        </w:rPr>
+        <w:fldChar w:fldCharType="end"/>
+      </w:r>
       <w:bookmarkEnd w:id="41"/>
       <w:r>
         <w:t xml:space="preserve"> – </w:t>
@@ -25845,14 +26515,27 @@
       <w:r>
         <w:t>Рисунок </w:t>
       </w:r>
-      <w:fldSimple w:instr=" SEQ Рисунок \* ARABIC ">
-        <w:r>
-          <w:rPr>
-            <w:noProof/>
-          </w:rPr>
-          <w:t>42</w:t>
-        </w:r>
-      </w:fldSimple>
+      <w:r>
+        <w:fldChar w:fldCharType="begin"/>
+      </w:r>
+      <w:r>
+        <w:instrText xml:space="preserve"> SEQ Рисунок \* ARABIC </w:instrText>
+      </w:r>
+      <w:r>
+        <w:fldChar w:fldCharType="separate"/>
+      </w:r>
+      <w:r>
+        <w:rPr>
+          <w:noProof/>
+        </w:rPr>
+        <w:t>42</w:t>
+      </w:r>
+      <w:r>
+        <w:rPr>
+          <w:noProof/>
+        </w:rPr>
+        <w:fldChar w:fldCharType="end"/>
+      </w:r>
       <w:bookmarkEnd w:id="42"/>
       <w:r>
         <w:t xml:space="preserve"> – Вывод программы при неверно заданном значении высоты</w:t>
@@ -25912,22 +26595,32 @@
     <w:p>
       <w:pPr>
         <w:pStyle w:val="a3"/>
-        <w:rPr>
-          <w:lang w:val="en-US"/>
-        </w:rPr>
       </w:pPr>
       <w:bookmarkStart w:id="43" w:name="_Ref153877622"/>
       <w:r>
         <w:t>Рисунок </w:t>
       </w:r>
-      <w:fldSimple w:instr=" SEQ Рисунок \* ARABIC ">
-        <w:r>
-          <w:rPr>
-            <w:noProof/>
-          </w:rPr>
-          <w:t>43</w:t>
-        </w:r>
-      </w:fldSimple>
+      <w:r>
+        <w:fldChar w:fldCharType="begin"/>
+      </w:r>
+      <w:r>
+        <w:instrText xml:space="preserve"> SEQ Рисунок \* ARABIC </w:instrText>
+      </w:r>
+      <w:r>
+        <w:fldChar w:fldCharType="separate"/>
+      </w:r>
+      <w:r>
+        <w:rPr>
+          <w:noProof/>
+        </w:rPr>
+        <w:t>43</w:t>
+      </w:r>
+      <w:r>
+        <w:rPr>
+          <w:noProof/>
+        </w:rPr>
+        <w:fldChar w:fldCharType="end"/>
+      </w:r>
       <w:bookmarkEnd w:id="43"/>
       <w:r>
         <w:t xml:space="preserve"> – Вывод программы при неверно заданном значение </w:t>
@@ -26001,6 +26694,10 @@
         <w:t xml:space="preserve"> </w:t>
       </w:r>
       <w:r>
+        <w:rPr>
+          <w:noProof/>
+          <w:lang w:eastAsia="ru-RU"/>
+        </w:rPr>
         <w:drawing>
           <wp:inline distT="0" distB="0" distL="0" distR="0" wp14:anchorId="43B452E3" wp14:editId="77DCB32A">
             <wp:extent cx="5940425" cy="1221740"/>
@@ -26042,30 +26739,43 @@
       <w:pPr>
         <w:pStyle w:val="a3"/>
       </w:pPr>
-      <w:bookmarkStart w:id="45" w:name="_Ref153891204"/>
-      <w:bookmarkStart w:id="46" w:name="_Ref153891209"/>
+      <w:bookmarkStart w:id="45" w:name="_Ref153891209"/>
+      <w:bookmarkStart w:id="46" w:name="_Ref153891204"/>
       <w:r>
         <w:t>Рисунок </w:t>
       </w:r>
-      <w:fldSimple w:instr=" SEQ Рисунок \* ARABIC ">
-        <w:r>
-          <w:rPr>
-            <w:noProof/>
-          </w:rPr>
-          <w:t>44</w:t>
-        </w:r>
-      </w:fldSimple>
+      <w:r>
+        <w:fldChar w:fldCharType="begin"/>
+      </w:r>
+      <w:r>
+        <w:instrText xml:space="preserve"> SEQ Рисунок \* ARABIC </w:instrText>
+      </w:r>
+      <w:r>
+        <w:fldChar w:fldCharType="separate"/>
+      </w:r>
+      <w:r>
+        <w:rPr>
+          <w:noProof/>
+        </w:rPr>
+        <w:t>44</w:t>
+      </w:r>
+      <w:r>
+        <w:rPr>
+          <w:noProof/>
+        </w:rPr>
+        <w:fldChar w:fldCharType="end"/>
+      </w:r>
+      <w:bookmarkEnd w:id="45"/>
+      <w:r>
+        <w:t xml:space="preserve"> – Подтверждение </w:t>
+      </w:r>
+      <w:r>
+        <w:rPr>
+          <w:lang w:val="en-US"/>
+        </w:rPr>
+        <w:t>approve</w:t>
+      </w:r>
       <w:bookmarkEnd w:id="46"/>
-      <w:r>
-        <w:t xml:space="preserve"> – Подтверждение </w:t>
-      </w:r>
-      <w:r>
-        <w:rPr>
-          <w:lang w:val="en-US"/>
-        </w:rPr>
-        <w:t>approve</w:t>
-      </w:r>
-      <w:bookmarkEnd w:id="45"/>
     </w:p>
     <w:sectPr>
       <w:pgSz w:w="11906" w:h="16838"/>
@@ -27842,7 +28552,7 @@
 </file>
 
 <file path=customXml/itemProps1.xml><?xml version="1.0" encoding="utf-8"?>
-<ds:datastoreItem xmlns:ds="http://schemas.openxmlformats.org/officeDocument/2006/customXml" ds:itemID="{65E69318-4D0A-49D8-818A-9AEFE36C695F}">
+<ds:datastoreItem xmlns:ds="http://schemas.openxmlformats.org/officeDocument/2006/customXml" ds:itemID="{75121BE5-2AE4-484B-A8CC-1FADB0736D31}">
   <ds:schemaRefs>
     <ds:schemaRef ds:uri="http://schemas.openxmlformats.org/officeDocument/2006/bibliography"/>
   </ds:schemaRefs>
